--- a/Tasks.docx
+++ b/Tasks.docx
@@ -347,11 +347,9 @@
       <w:pPr>
         <w:pStyle w:val="Heading1"/>
       </w:pPr>
-      <w:proofErr w:type="gramStart"/>
       <w:r>
         <w:t>MEMBER</w:t>
       </w:r>
-      <w:proofErr w:type="gramEnd"/>
       <w:r>
         <w:rPr>
           <w:spacing w:val="-6"/>
@@ -1575,7 +1573,6 @@
               </w:rPr>
               <w:t xml:space="preserve">Implement </w:t>
             </w:r>
-            <w:proofErr w:type="spellStart"/>
             <w:r>
               <w:rPr>
                 <w:b/>
@@ -1583,7 +1580,6 @@
               </w:rPr>
               <w:t>DatabaseConnection</w:t>
             </w:r>
-            <w:proofErr w:type="spellEnd"/>
             <w:r>
               <w:rPr>
                 <w:b/>
@@ -4181,21 +4177,12 @@
               <w:t xml:space="preserve">, </w:t>
             </w:r>
             <w:proofErr w:type="spellStart"/>
-            <w:proofErr w:type="gramStart"/>
-            <w:r>
-              <w:rPr>
-                <w:rFonts w:ascii="Consolas"/>
-                <w:sz w:val="18"/>
-              </w:rPr>
-              <w:t>First</w:t>
-            </w:r>
-            <w:proofErr w:type="gramEnd"/>
-            <w:r>
-              <w:rPr>
-                <w:rFonts w:ascii="Consolas"/>
-                <w:sz w:val="18"/>
-              </w:rPr>
-              <w:t>_Name</w:t>
+            <w:r>
+              <w:rPr>
+                <w:rFonts w:ascii="Consolas"/>
+                <w:sz w:val="18"/>
+              </w:rPr>
+              <w:t>First_Name</w:t>
             </w:r>
             <w:proofErr w:type="spellEnd"/>
             <w:r>
@@ -5489,21 +5476,7 @@
               <w:rPr>
                 <w:sz w:val="20"/>
               </w:rPr>
-              <w:t xml:space="preserve">which </w:t>
-            </w:r>
-            <w:proofErr w:type="gramStart"/>
-            <w:r>
-              <w:rPr>
-                <w:sz w:val="20"/>
-              </w:rPr>
-              <w:t>calls</w:t>
-            </w:r>
-            <w:proofErr w:type="gramEnd"/>
-            <w:r>
-              <w:rPr>
-                <w:sz w:val="20"/>
-              </w:rPr>
-              <w:t xml:space="preserve"> </w:t>
+              <w:t xml:space="preserve">which calls </w:t>
             </w:r>
             <w:proofErr w:type="spellStart"/>
             <w:r>
@@ -5796,15 +5769,7 @@
                 <w:rFonts w:ascii="Consolas"/>
                 <w:sz w:val="18"/>
               </w:rPr>
-              <w:t>(</w:t>
-            </w:r>
-            <w:proofErr w:type="gramStart"/>
-            <w:r>
-              <w:rPr>
-                <w:rFonts w:ascii="Consolas"/>
-                <w:sz w:val="18"/>
-              </w:rPr>
-              <w:t>)</w:t>
+              <w:t>()</w:t>
             </w:r>
             <w:r>
               <w:rPr>
@@ -5825,7 +5790,6 @@
               </w:rPr>
               <w:t>and</w:t>
             </w:r>
-            <w:proofErr w:type="gramEnd"/>
             <w:r>
               <w:rPr>
                 <w:spacing w:val="-6"/>
@@ -7737,7 +7701,6 @@
               </w:rPr>
               <w:t xml:space="preserve"> </w:t>
             </w:r>
-            <w:proofErr w:type="gramStart"/>
             <w:r>
               <w:rPr>
                 <w:sz w:val="20"/>
@@ -7757,7 +7720,6 @@
               </w:rPr>
               <w:t>status</w:t>
             </w:r>
-            <w:proofErr w:type="gramEnd"/>
             <w:r>
               <w:rPr>
                 <w:spacing w:val="-6"/>
@@ -10193,7 +10155,13 @@
               <w:rPr>
                 <w:sz w:val="20"/>
               </w:rPr>
-              <w:t>(triage level = 1). This is the first step of the triage algorithm, implemented entirely in C#.</w:t>
+              <w:t>(triage level = 1). This is the first step of the triage algorithm</w:t>
+            </w:r>
+            <w:r>
+              <w:rPr>
+                <w:sz w:val="20"/>
+              </w:rPr>
+              <w:t>.</w:t>
             </w:r>
           </w:p>
         </w:tc>
@@ -11514,7 +11482,6 @@
               </w:rPr>
             </w:pPr>
             <w:proofErr w:type="spellStart"/>
-            <w:proofErr w:type="gramStart"/>
             <w:r>
               <w:rPr>
                 <w:rFonts w:ascii="Consolas"/>
@@ -11523,7 +11490,6 @@
               <w:t>DetermineSpecialization</w:t>
             </w:r>
             <w:proofErr w:type="spellEnd"/>
-            <w:proofErr w:type="gramEnd"/>
             <w:r>
               <w:rPr>
                 <w:rFonts w:ascii="Consolas"/>
@@ -13842,14 +13808,7 @@
               <w:rPr>
                 <w:sz w:val="20"/>
               </w:rPr>
-              <w:t xml:space="preserve">objects. No </w:t>
-            </w:r>
-            <w:r>
-              <w:rPr>
-                <w:spacing w:val="-4"/>
-                <w:sz w:val="20"/>
-              </w:rPr>
-              <w:t>ORM.</w:t>
+              <w:t xml:space="preserve">objects. </w:t>
             </w:r>
           </w:p>
         </w:tc>
@@ -15330,7 +15289,25 @@
                 <w:szCs w:val="20"/>
                 <w:lang w:val="en-GB"/>
               </w:rPr>
-              <w:t>Validate in ExaminationViewModel (C# code): a visit must be selected, the visit must be in the correct status (IN_ROOM for doctor request, WAITING_FOR_DOCTOR for saving exam), a doctor must be assigned, and Notes must not be empty. Disable buttons until conditions are met. Show specific error messages via WinUI 3 ContentDialog or inline InfoBar controls.</w:t>
+              <w:t>Validate in ExaminationViewModel</w:t>
+            </w:r>
+            <w:r>
+              <w:rPr>
+                <w:noProof/>
+                <w:sz w:val="20"/>
+                <w:szCs w:val="20"/>
+                <w:lang w:val="en-GB"/>
+              </w:rPr>
+              <w:t xml:space="preserve">: </w:t>
+            </w:r>
+            <w:r>
+              <w:rPr>
+                <w:noProof/>
+                <w:sz w:val="20"/>
+                <w:szCs w:val="20"/>
+                <w:lang w:val="en-GB"/>
+              </w:rPr>
+              <w:t>a visit must be selected, the visit must be in the correct status (IN_ROOM for doctor request, WAITING_FOR_DOCTOR for saving exam), a doctor must be assigned, and Notes must not be empty. Disable buttons until conditions are met. Show specific error messages via WinUI 3 ContentDialog or inline InfoBar controls.</w:t>
             </w:r>
           </w:p>
         </w:tc>
@@ -15997,22 +15974,16 @@
             </w:r>
             <w:r>
               <w:rPr>
-                <w:sz w:val="20"/>
-              </w:rPr>
-              <w:t>WPF</w:t>
-            </w:r>
-            <w:r>
-              <w:rPr>
                 <w:spacing w:val="-5"/>
                 <w:sz w:val="20"/>
               </w:rPr>
-              <w:t xml:space="preserve"> </w:t>
-            </w:r>
-            <w:r>
-              <w:rPr>
-                <w:sz w:val="20"/>
-              </w:rPr>
-              <w:t>Window</w:t>
+              <w:t>w</w:t>
+            </w:r>
+            <w:r>
+              <w:rPr>
+                <w:sz w:val="20"/>
+              </w:rPr>
+              <w:t>indow</w:t>
             </w:r>
             <w:r>
               <w:rPr>
@@ -16403,7 +16374,6 @@
               </w:rPr>
               <w:t xml:space="preserve"> </w:t>
             </w:r>
-            <w:proofErr w:type="gramStart"/>
             <w:r>
               <w:rPr>
                 <w:sz w:val="20"/>
@@ -16423,7 +16393,6 @@
               </w:rPr>
               <w:t>them</w:t>
             </w:r>
-            <w:proofErr w:type="gramEnd"/>
             <w:r>
               <w:rPr>
                 <w:spacing w:val="-6"/>
@@ -16552,7 +16521,7 @@
               <w:rPr>
                 <w:sz w:val="20"/>
               </w:rPr>
-              <w:t>a subtle "Saved" indicator in the UI. Implement entirely in C#.</w:t>
+              <w:t xml:space="preserve">a subtle "Saved" indicator in the UI. </w:t>
             </w:r>
           </w:p>
         </w:tc>
@@ -17001,13 +16970,8 @@
         </w:rPr>
         <w:t xml:space="preserve"> </w:t>
       </w:r>
-      <w:proofErr w:type="gramStart"/>
-      <w:r>
-        <w:t>assignment</w:t>
-      </w:r>
-      <w:proofErr w:type="gramEnd"/>
-      <w:r>
-        <w:t>,</w:t>
+      <w:r>
+        <w:t>assignment,</w:t>
       </w:r>
       <w:r>
         <w:rPr>
@@ -17841,21 +17805,7 @@
               <w:rPr>
                 <w:sz w:val="20"/>
               </w:rPr>
-              <w:t xml:space="preserve">: </w:t>
-            </w:r>
-            <w:proofErr w:type="gramStart"/>
-            <w:r>
-              <w:rPr>
-                <w:sz w:val="20"/>
-              </w:rPr>
-              <w:t>Store rooms</w:t>
-            </w:r>
-            <w:proofErr w:type="gramEnd"/>
-            <w:r>
-              <w:rPr>
-                <w:sz w:val="20"/>
-              </w:rPr>
-              <w:t xml:space="preserve"> </w:t>
+              <w:t xml:space="preserve">: Store rooms </w:t>
             </w:r>
             <w:r>
               <w:rPr>
@@ -19742,21 +19692,7 @@
               <w:rPr>
                 <w:sz w:val="20"/>
               </w:rPr>
-              <w:t xml:space="preserve">Implement the </w:t>
-            </w:r>
-            <w:proofErr w:type="gramStart"/>
-            <w:r>
-              <w:rPr>
-                <w:sz w:val="20"/>
-              </w:rPr>
-              <w:t>full</w:t>
-            </w:r>
-            <w:proofErr w:type="gramEnd"/>
-            <w:r>
-              <w:rPr>
-                <w:sz w:val="20"/>
-              </w:rPr>
-              <w:t xml:space="preserve"> automatic assignment flow:</w:t>
+              <w:t>Implement the full automatic assignment flow:</w:t>
             </w:r>
             <w:r>
               <w:rPr>
@@ -19769,21 +19705,7 @@
               <w:rPr>
                 <w:sz w:val="20"/>
               </w:rPr>
-              <w:t xml:space="preserve">(1) select the </w:t>
-            </w:r>
-            <w:proofErr w:type="gramStart"/>
-            <w:r>
-              <w:rPr>
-                <w:sz w:val="20"/>
-              </w:rPr>
-              <w:t>highest-priority</w:t>
-            </w:r>
-            <w:proofErr w:type="gramEnd"/>
-            <w:r>
-              <w:rPr>
-                <w:sz w:val="20"/>
-              </w:rPr>
-              <w:t xml:space="preserve"> visit from the queue (highest triage severity, earliest</w:t>
+              <w:t>(1) select the highest-priority visit from the queue (highest triage severity, earliest</w:t>
             </w:r>
             <w:r>
               <w:rPr>
@@ -20224,7 +20146,7 @@
                 <w:szCs w:val="20"/>
                 <w:lang w:val="en-GB"/>
               </w:rPr>
-              <w:t>Validate in RoomAssignmentViewModel (C# logic): for manual assignment, both a visit and room must be selected, the room must have status 'available', and the visit must be in WAITING_FOR_ROOM. For auto-assignment, check that there are waiting visits. Show specific error messages via WinUI 3 ContentDialog for each invalid case.</w:t>
+              <w:t>Validate in RoomAssignmentViewModel: for manual assignment, both a visit and room must be selected, the room must have status 'available', and the visit must be in WAITING_FOR_ROOM. For auto-assignment, check that there are waiting visits. Show specific error messages via WinUI 3 ContentDialog for each invalid case.</w:t>
             </w:r>
           </w:p>
         </w:tc>
@@ -20981,7 +20903,6 @@
               </w:rPr>
               <w:t xml:space="preserve"> </w:t>
             </w:r>
-            <w:proofErr w:type="gramStart"/>
             <w:r>
               <w:rPr>
                 <w:sz w:val="20"/>
@@ -21001,7 +20922,6 @@
               </w:rPr>
               <w:t>reaches</w:t>
             </w:r>
-            <w:proofErr w:type="gramEnd"/>
             <w:r>
               <w:rPr>
                 <w:spacing w:val="-6"/>
@@ -23758,21 +23678,7 @@
               <w:rPr>
                 <w:sz w:val="20"/>
               </w:rPr>
-              <w:t xml:space="preserve">system by serializing the patient data package to a JSON file saved in a configurable local directory. Store the file path </w:t>
-            </w:r>
-            <w:proofErr w:type="gramStart"/>
-            <w:r>
-              <w:rPr>
-                <w:sz w:val="20"/>
-              </w:rPr>
-              <w:t>in</w:t>
-            </w:r>
-            <w:proofErr w:type="gramEnd"/>
-            <w:r>
-              <w:rPr>
-                <w:sz w:val="20"/>
-              </w:rPr>
-              <w:t xml:space="preserve"> the </w:t>
+              <w:t xml:space="preserve">system by serializing the patient data package to a JSON file saved in a configurable local directory. Store the file path in the </w:t>
             </w:r>
             <w:proofErr w:type="spellStart"/>
             <w:r>
@@ -24300,7 +24206,25 @@
                 <w:szCs w:val="20"/>
                 <w:lang w:val="en-GB"/>
               </w:rPr>
-              <w:t>Validate in TransferLogViewModel (C# logic): a visit must be selected, the visit must be in IN_EXAMINATION status, and the patient must not already have a successful transfer (Transferred = true). Show specific error messages via WinUI 3 ContentDialog for each validation failure.</w:t>
+              <w:t>Validate in TransferLogViewModel</w:t>
+            </w:r>
+            <w:r>
+              <w:rPr>
+                <w:noProof/>
+                <w:sz w:val="20"/>
+                <w:szCs w:val="20"/>
+                <w:lang w:val="en-GB"/>
+              </w:rPr>
+              <w:t xml:space="preserve">: </w:t>
+            </w:r>
+            <w:r>
+              <w:rPr>
+                <w:noProof/>
+                <w:sz w:val="20"/>
+                <w:szCs w:val="20"/>
+                <w:lang w:val="en-GB"/>
+              </w:rPr>
+              <w:t>a visit must be selected, the visit must be in IN_EXAMINATION status, and the patient must not already have a successful transfer (Transferred = true). Show specific error messages via WinUI 3 ContentDialog for each validation failure.</w:t>
             </w:r>
           </w:p>
         </w:tc>
@@ -25002,21 +24926,7 @@
               <w:rPr>
                 <w:sz w:val="20"/>
               </w:rPr>
-              <w:t xml:space="preserve">. The method </w:t>
-            </w:r>
-            <w:proofErr w:type="gramStart"/>
-            <w:r>
-              <w:rPr>
-                <w:sz w:val="20"/>
-              </w:rPr>
-              <w:t>calls</w:t>
-            </w:r>
-            <w:proofErr w:type="gramEnd"/>
-            <w:r>
-              <w:rPr>
-                <w:sz w:val="20"/>
-              </w:rPr>
-              <w:t xml:space="preserve"> </w:t>
+              <w:t xml:space="preserve">. The method calls </w:t>
             </w:r>
             <w:proofErr w:type="spellStart"/>
             <w:r>
@@ -25109,21 +25019,7 @@
               <w:rPr>
                 <w:sz w:val="20"/>
               </w:rPr>
-              <w:t xml:space="preserve">. This completes the </w:t>
-            </w:r>
-            <w:proofErr w:type="gramStart"/>
-            <w:r>
-              <w:rPr>
-                <w:sz w:val="20"/>
-              </w:rPr>
-              <w:t>read</w:t>
-            </w:r>
-            <w:proofErr w:type="gramEnd"/>
-            <w:r>
-              <w:rPr>
-                <w:sz w:val="20"/>
-              </w:rPr>
-              <w:t xml:space="preserve"> path of the transfer log as defined in the class diagram.</w:t>
+              <w:t>. This completes the read path of the transfer log as defined in the class diagram.</w:t>
             </w:r>
           </w:p>
         </w:tc>
